--- a/submission_package/stage21_m19_scientific_reports_revision/supplementary/supplementary_information.docx
+++ b/submission_package/stage21_m19_scientific_reports_revision/supplementary/supplementary_information.docx
@@ -72,7 +72,7 @@
       <w:r>
         <w:drawing>
           <wp:inline>
-            <wp:extent cx="5334000" cy="3236624"/>
+            <wp:extent cx="5334000" cy="3266265"/>
             <wp:effectExtent b="0" l="0" r="0" t="0"/>
             <wp:docPr descr="Supplementary Figure S1" title="" id="12" name="Picture"/>
             <a:graphic>
@@ -93,7 +93,7 @@
                   <pic:spPr bwMode="auto">
                     <a:xfrm>
                       <a:off x="0" y="0"/>
-                      <a:ext cx="5334000" cy="3236624"/>
+                      <a:ext cx="5334000" cy="3266265"/>
                     </a:xfrm>
                     <a:prstGeom prst="rect">
                       <a:avLst/>
@@ -137,7 +137,7 @@
       <w:r>
         <w:drawing>
           <wp:inline>
-            <wp:extent cx="5334000" cy="4245428"/>
+            <wp:extent cx="5334000" cy="4266792"/>
             <wp:effectExtent b="0" l="0" r="0" t="0"/>
             <wp:docPr descr="Supplementary Figure S2" title="" id="16" name="Picture"/>
             <a:graphic>
@@ -158,7 +158,7 @@
                   <pic:spPr bwMode="auto">
                     <a:xfrm>
                       <a:off x="0" y="0"/>
-                      <a:ext cx="5334000" cy="4245428"/>
+                      <a:ext cx="5334000" cy="4266792"/>
                     </a:xfrm>
                     <a:prstGeom prst="rect">
                       <a:avLst/>
@@ -202,7 +202,7 @@
       <w:r>
         <w:drawing>
           <wp:inline>
-            <wp:extent cx="5334000" cy="4245428"/>
+            <wp:extent cx="5334000" cy="4265164"/>
             <wp:effectExtent b="0" l="0" r="0" t="0"/>
             <wp:docPr descr="Supplementary Figure S3" title="" id="20" name="Picture"/>
             <a:graphic>
@@ -223,7 +223,7 @@
                   <pic:spPr bwMode="auto">
                     <a:xfrm>
                       <a:off x="0" y="0"/>
-                      <a:ext cx="5334000" cy="4245428"/>
+                      <a:ext cx="5334000" cy="4265164"/>
                     </a:xfrm>
                     <a:prstGeom prst="rect">
                       <a:avLst/>
